--- a/2. Second_Semester/1. Software Project Management and Quality Assurance/Assignment_5/Assignment-5-Topic-2-Solution.docx
+++ b/2. Second_Semester/1. Software Project Management and Quality Assurance/Assignment_5/Assignment-5-Topic-2-Solution.docx
@@ -407,17 +407,7 @@
           <w:sz w:val="24"/>
           <w:szCs w:val="24"/>
         </w:rPr>
-        <w:t xml:space="preserve"> onboarding system is specified to perfectly extract text from an uploaded National ID card using </w:t>
-      </w:r>
-      <w:bookmarkStart w:id="0" w:name="_GoBack"/>
-      <w:bookmarkEnd w:id="0"/>
-      <w:r>
-        <w:rPr>
-          <w:rFonts w:ascii="Times New Roman" w:eastAsia="Times New Roman" w:hAnsi="Times New Roman" w:cs="Times New Roman"/>
-          <w:sz w:val="24"/>
-          <w:szCs w:val="24"/>
-        </w:rPr>
-        <w:t>OCR</w:t>
+        <w:t xml:space="preserve"> onboarding system is specified to perfectly extract text from an uploaded National ID card using OCR</w:t>
       </w:r>
       <w:r>
         <w:rPr>
@@ -833,6 +823,8 @@
         <w:spacing w:before="100" w:beforeAutospacing="1" w:after="100" w:afterAutospacing="1" w:line="240" w:lineRule="auto"/>
         <w:rPr>
           <w:rFonts w:ascii="Times New Roman" w:eastAsia="Times New Roman" w:hAnsi="Times New Roman" w:cs="Times New Roman"/>
+          <w:b/>
+          <w:bCs/>
           <w:sz w:val="24"/>
           <w:szCs w:val="24"/>
         </w:rPr>
@@ -847,13 +839,33 @@
         </w:rPr>
         <w:t>10. What is Interoperability and why is it important in enterprise software?</w:t>
       </w:r>
-      <w:r>
-        <w:rPr>
-          <w:rFonts w:ascii="Times New Roman" w:eastAsia="Times New Roman" w:hAnsi="Times New Roman" w:cs="Times New Roman"/>
-          <w:sz w:val="24"/>
-          <w:szCs w:val="24"/>
-        </w:rPr>
-        <w:t xml:space="preserve"> Interoperability is the ability of a system to connect and exchange data smoothly with other distinct systems. It is vital in enterprise environments because modern applications rarely operate in isolation (e.g., a geolocation-based attendance application must seamlessly push data into a separate, centralized HRMS API).</w:t>
+    </w:p>
+    <w:p>
+      <w:pPr>
+        <w:spacing w:before="100" w:beforeAutospacing="1" w:after="100" w:afterAutospacing="1" w:line="240" w:lineRule="auto"/>
+        <w:rPr>
+          <w:rFonts w:ascii="Times New Roman" w:eastAsia="Times New Roman" w:hAnsi="Times New Roman" w:cs="Times New Roman"/>
+          <w:sz w:val="24"/>
+          <w:szCs w:val="24"/>
+        </w:rPr>
+      </w:pPr>
+      <w:r>
+        <w:rPr>
+          <w:rFonts w:ascii="Times New Roman" w:eastAsia="Times New Roman" w:hAnsi="Times New Roman" w:cs="Times New Roman"/>
+          <w:sz w:val="24"/>
+          <w:szCs w:val="24"/>
+        </w:rPr>
+        <w:t xml:space="preserve"> Interoperability is the ability of a system to connect and exchange data smoothly with other distinct systems. It is vital in enterprise environments because modern applications rarely operate in isolation (e.g., a geolocation-based attendance applicatio</w:t>
+      </w:r>
+      <w:bookmarkStart w:id="0" w:name="_GoBack"/>
+      <w:bookmarkEnd w:id="0"/>
+      <w:r>
+        <w:rPr>
+          <w:rFonts w:ascii="Times New Roman" w:eastAsia="Times New Roman" w:hAnsi="Times New Roman" w:cs="Times New Roman"/>
+          <w:sz w:val="24"/>
+          <w:szCs w:val="24"/>
+        </w:rPr>
+        <w:t>n must seamlessly push data into a separate, centralized HRMS API).</w:t>
       </w:r>
     </w:p>
     <w:p>
@@ -1074,27 +1086,35 @@
           <w:sz w:val="24"/>
           <w:szCs w:val="24"/>
         </w:rPr>
-        <w:t xml:space="preserve"> If non-functional requirements are ignored during the initial Software Requirements Specification (SRS), the resulting architecture will be flawed. For instance, if data load (Efficiency) is not specified, developers might build a system that works perfectly for 10 users but crashes for 10,000. This leads to massive technical debt, severe operational downtime, and costly code rewrites.</w:t>
-      </w:r>
-    </w:p>
-    <w:p>
-      <w:pPr>
-        <w:spacing w:before="100" w:beforeAutospacing="1" w:after="100" w:afterAutospacing="1" w:line="240" w:lineRule="auto"/>
-        <w:rPr>
-          <w:rFonts w:ascii="Times New Roman" w:eastAsia="Times New Roman" w:hAnsi="Times New Roman" w:cs="Times New Roman"/>
-          <w:sz w:val="24"/>
-          <w:szCs w:val="24"/>
-        </w:rPr>
-      </w:pPr>
-      <w:r>
-        <w:rPr>
-          <w:rFonts w:ascii="Times New Roman" w:eastAsia="Times New Roman" w:hAnsi="Times New Roman" w:cs="Times New Roman"/>
-          <w:b/>
-          <w:bCs/>
+        <w:t xml:space="preserve"> If non-functional requirements are ignored during the initial Software Requirements Specification (SRS), the resulting architecture will be flawed. For instance, if data load (Efficiency) is not specified, developers might build a system that works perfectly for 10 users but crashes for </w:t>
+      </w:r>
+      <w:r>
+        <w:rPr>
+          <w:rFonts w:ascii="Times New Roman" w:eastAsia="Times New Roman" w:hAnsi="Times New Roman" w:cs="Times New Roman"/>
           <w:sz w:val="24"/>
           <w:szCs w:val="24"/>
         </w:rPr>
         <w:lastRenderedPageBreak/>
+        <w:t>10,000. This leads to massive technical debt, severe operational downtime, and costly code rewrites.</w:t>
+      </w:r>
+    </w:p>
+    <w:p>
+      <w:pPr>
+        <w:spacing w:before="100" w:beforeAutospacing="1" w:after="100" w:afterAutospacing="1" w:line="240" w:lineRule="auto"/>
+        <w:rPr>
+          <w:rFonts w:ascii="Times New Roman" w:eastAsia="Times New Roman" w:hAnsi="Times New Roman" w:cs="Times New Roman"/>
+          <w:sz w:val="24"/>
+          <w:szCs w:val="24"/>
+        </w:rPr>
+      </w:pPr>
+      <w:r>
+        <w:rPr>
+          <w:rFonts w:ascii="Times New Roman" w:eastAsia="Times New Roman" w:hAnsi="Times New Roman" w:cs="Times New Roman"/>
+          <w:b/>
+          <w:bCs/>
+          <w:sz w:val="24"/>
+          <w:szCs w:val="24"/>
+        </w:rPr>
         <w:t>3. A hospital information system requires 99.999% availability. Which McCall quality factors are most critical? Justify your answer.</w:t>
       </w:r>
     </w:p>
@@ -1656,6 +1676,7 @@
           <w:sz w:val="24"/>
           <w:szCs w:val="24"/>
         </w:rPr>
+        <w:lastRenderedPageBreak/>
         <w:t>Interoperability (Highest Priority):</w:t>
       </w:r>
       <w:r>
@@ -1716,7 +1737,6 @@
           <w:sz w:val="24"/>
           <w:szCs w:val="24"/>
         </w:rPr>
-        <w:lastRenderedPageBreak/>
         <w:t>4. Modifying Products for Different Clients</w:t>
       </w:r>
     </w:p>
@@ -2350,6 +2370,7 @@
           <w:sz w:val="24"/>
           <w:szCs w:val="24"/>
         </w:rPr>
+        <w:lastRenderedPageBreak/>
         <w:t>Testability:</w:t>
       </w:r>
       <w:r>
@@ -2434,7 +2455,6 @@
           <w:sz w:val="24"/>
           <w:szCs w:val="24"/>
         </w:rPr>
-        <w:lastRenderedPageBreak/>
         <w:t>3. Influence on SRS with Examples</w:t>
       </w:r>
       <w:r>

--- a/2. Second_Semester/1. Software Project Management and Quality Assurance/Assignment_5/Assignment-5-Topic-2-Solution.docx
+++ b/2. Second_Semester/1. Software Project Management and Quality Assurance/Assignment_5/Assignment-5-Topic-2-Solution.docx
@@ -855,17 +855,7 @@
           <w:sz w:val="24"/>
           <w:szCs w:val="24"/>
         </w:rPr>
-        <w:t xml:space="preserve"> Interoperability is the ability of a system to connect and exchange data smoothly with other distinct systems. It is vital in enterprise environments because modern applications rarely operate in isolation (e.g., a geolocation-based attendance applicatio</w:t>
-      </w:r>
-      <w:bookmarkStart w:id="0" w:name="_GoBack"/>
-      <w:bookmarkEnd w:id="0"/>
-      <w:r>
-        <w:rPr>
-          <w:rFonts w:ascii="Times New Roman" w:eastAsia="Times New Roman" w:hAnsi="Times New Roman" w:cs="Times New Roman"/>
-          <w:sz w:val="24"/>
-          <w:szCs w:val="24"/>
-        </w:rPr>
-        <w:t>n must seamlessly push data into a separate, centralized HRMS API).</w:t>
+        <w:t xml:space="preserve"> Interoperability is the ability of a system to connect and exchange data smoothly with other distinct systems. It is vital in enterprise environments because modern applications rarely operate in isolation (e.g., a geolocation-based attendance application must seamlessly push data into a separate, centralized HRMS API).</w:t>
       </w:r>
     </w:p>
     <w:p>
@@ -1086,7 +1076,25 @@
           <w:sz w:val="24"/>
           <w:szCs w:val="24"/>
         </w:rPr>
-        <w:t xml:space="preserve"> If non-functional requirements are ignored during the initial Software Requirements Specification (SRS), the resulting architecture will be flawed. For instance, if data load (Efficiency) is not specified, developers might build a system that works perfectly for 10 users but crashes for </w:t>
+        <w:t xml:space="preserve"> </w:t>
+      </w:r>
+    </w:p>
+    <w:p>
+      <w:pPr>
+        <w:spacing w:before="100" w:beforeAutospacing="1" w:after="100" w:afterAutospacing="1" w:line="240" w:lineRule="auto"/>
+        <w:rPr>
+          <w:rFonts w:ascii="Times New Roman" w:eastAsia="Times New Roman" w:hAnsi="Times New Roman" w:cs="Times New Roman"/>
+          <w:sz w:val="24"/>
+          <w:szCs w:val="24"/>
+        </w:rPr>
+      </w:pPr>
+      <w:r>
+        <w:rPr>
+          <w:rFonts w:ascii="Times New Roman" w:eastAsia="Times New Roman" w:hAnsi="Times New Roman" w:cs="Times New Roman"/>
+          <w:sz w:val="24"/>
+          <w:szCs w:val="24"/>
+        </w:rPr>
+        <w:t xml:space="preserve">If non-functional requirements are ignored during the initial Software Requirements Specification (SRS), the resulting architecture will be flawed. For instance, if data load (Efficiency) is not specified, developers might build a system that works perfectly for 10 users </w:t>
       </w:r>
       <w:r>
         <w:rPr>
@@ -1095,7 +1103,7 @@
           <w:szCs w:val="24"/>
         </w:rPr>
         <w:lastRenderedPageBreak/>
-        <w:t>10,000. This leads to massive technical debt, severe operational downtime, and costly code rewrites.</w:t>
+        <w:t>but crashes for 10,000. This leads to massive technical debt, severe operational downtime, and costly code rewrites.</w:t>
       </w:r>
     </w:p>
     <w:p>
@@ -1437,155 +1445,170 @@
     </w:p>
     <w:p>
       <w:pPr>
-        <w:spacing w:before="100" w:beforeAutospacing="1" w:after="100" w:afterAutospacing="1" w:line="240" w:lineRule="auto"/>
-        <w:rPr>
-          <w:rFonts w:ascii="Times New Roman" w:eastAsia="Times New Roman" w:hAnsi="Times New Roman" w:cs="Times New Roman"/>
-          <w:sz w:val="24"/>
-          <w:szCs w:val="24"/>
-        </w:rPr>
-      </w:pPr>
-      <w:r>
-        <w:rPr>
-          <w:rFonts w:ascii="Times New Roman" w:eastAsia="Times New Roman" w:hAnsi="Times New Roman" w:cs="Times New Roman"/>
-          <w:b/>
-          <w:bCs/>
-          <w:sz w:val="24"/>
-          <w:szCs w:val="24"/>
-        </w:rPr>
-        <w:t>1 &amp; 2. Banking Application Scenario</w:t>
-      </w:r>
-      <w:r>
-        <w:rPr>
-          <w:rFonts w:ascii="Times New Roman" w:eastAsia="Times New Roman" w:hAnsi="Times New Roman" w:cs="Times New Roman"/>
-          <w:sz w:val="24"/>
-          <w:szCs w:val="24"/>
-        </w:rPr>
-        <w:t xml:space="preserve"> </w:t>
-      </w:r>
-      <w:r>
-        <w:rPr>
-          <w:rFonts w:ascii="Times New Roman" w:eastAsia="Times New Roman" w:hAnsi="Times New Roman" w:cs="Times New Roman"/>
-          <w:i/>
-          <w:iCs/>
-          <w:sz w:val="24"/>
-          <w:szCs w:val="24"/>
-        </w:rPr>
-        <w:t>Context:</w:t>
-      </w:r>
-      <w:r>
-        <w:rPr>
-          <w:rFonts w:ascii="Times New Roman" w:eastAsia="Times New Roman" w:hAnsi="Times New Roman" w:cs="Times New Roman"/>
-          <w:sz w:val="24"/>
-          <w:szCs w:val="24"/>
-        </w:rPr>
-        <w:t xml:space="preserve"> Prevent unauthorized access, process within 2 seconds, operate continuously.</w:t>
-      </w:r>
-    </w:p>
-    <w:p>
-      <w:pPr>
+        <w:pStyle w:val="Heading3"/>
+      </w:pPr>
+      <w:r>
+        <w:t>Answer to Scenario 1 &amp; 2: Banking Application</w:t>
+      </w:r>
+    </w:p>
+    <w:p>
+      <w:pPr>
+        <w:pStyle w:val="NormalWeb"/>
+      </w:pPr>
+      <w:r>
+        <w:t>Based on McCall’s Software Quality Model, the relevant quality factors are:</w:t>
+      </w:r>
+    </w:p>
+    <w:p>
+      <w:pPr>
+        <w:pStyle w:val="NormalWeb"/>
+      </w:pPr>
+      <w:r>
+        <w:rPr>
+          <w:b/>
+          <w:bCs/>
+        </w:rPr>
+        <w:t xml:space="preserve">1. Prevent unauthorized access </w:t>
+      </w:r>
+      <w:r>
+        <w:rPr>
+          <w:rFonts w:ascii="Segoe UI Symbol" w:hAnsi="Segoe UI Symbol" w:cs="Segoe UI Symbol"/>
+          <w:b/>
+          <w:bCs/>
+        </w:rPr>
+        <w:t>➔</w:t>
+      </w:r>
+      <w:r>
+        <w:rPr>
+          <w:b/>
+          <w:bCs/>
+        </w:rPr>
+        <w:t xml:space="preserve"> Integrity</w:t>
+      </w:r>
+    </w:p>
+    <w:p>
+      <w:pPr>
+        <w:pStyle w:val="NormalWeb"/>
         <w:numPr>
           <w:ilvl w:val="0"/>
-          <w:numId w:val="10"/>
+          <w:numId w:val="19"/>
         </w:numPr>
-        <w:spacing w:before="100" w:beforeAutospacing="1" w:after="100" w:afterAutospacing="1" w:line="240" w:lineRule="auto"/>
-        <w:rPr>
-          <w:rFonts w:ascii="Times New Roman" w:eastAsia="Times New Roman" w:hAnsi="Times New Roman" w:cs="Times New Roman"/>
-          <w:sz w:val="24"/>
-          <w:szCs w:val="24"/>
-        </w:rPr>
-      </w:pPr>
-      <w:r>
-        <w:rPr>
-          <w:rFonts w:ascii="Times New Roman" w:eastAsia="Times New Roman" w:hAnsi="Times New Roman" w:cs="Times New Roman"/>
-          <w:b/>
-          <w:bCs/>
-          <w:sz w:val="24"/>
-          <w:szCs w:val="24"/>
-        </w:rPr>
-        <w:t>Integrity:</w:t>
-      </w:r>
-      <w:r>
-        <w:rPr>
-          <w:rFonts w:ascii="Times New Roman" w:eastAsia="Times New Roman" w:hAnsi="Times New Roman" w:cs="Times New Roman"/>
-          <w:sz w:val="24"/>
-          <w:szCs w:val="24"/>
-        </w:rPr>
-        <w:t xml:space="preserve"> Crucial for preventing unauthorized access. The system must implement robust authentication and encryption to protect financial assets and user identity.</w:t>
-      </w:r>
-    </w:p>
-    <w:p>
-      <w:pPr>
+      </w:pPr>
+      <w:r>
+        <w:rPr>
+          <w:b/>
+          <w:bCs/>
+        </w:rPr>
+        <w:t>Why it is important:</w:t>
+      </w:r>
+      <w:r>
+        <w:t xml:space="preserve"> It ensures the system uses robust security (like encryption and authentication) to protect sensitive user data, prevent cyberattacks, and stop financial fraud.</w:t>
+      </w:r>
+    </w:p>
+    <w:p>
+      <w:pPr>
+        <w:pStyle w:val="NormalWeb"/>
+      </w:pPr>
+      <w:r>
+        <w:rPr>
+          <w:b/>
+          <w:bCs/>
+        </w:rPr>
+        <w:t xml:space="preserve">2. Process transactions within 2 seconds </w:t>
+      </w:r>
+      <w:r>
+        <w:rPr>
+          <w:rFonts w:ascii="Segoe UI Symbol" w:hAnsi="Segoe UI Symbol" w:cs="Segoe UI Symbol"/>
+          <w:b/>
+          <w:bCs/>
+        </w:rPr>
+        <w:t>➔</w:t>
+      </w:r>
+      <w:r>
+        <w:rPr>
+          <w:b/>
+          <w:bCs/>
+        </w:rPr>
+        <w:t xml:space="preserve"> Efficiency</w:t>
+      </w:r>
+    </w:p>
+    <w:p>
+      <w:pPr>
+        <w:pStyle w:val="NormalWeb"/>
         <w:numPr>
           <w:ilvl w:val="0"/>
-          <w:numId w:val="10"/>
+          <w:numId w:val="20"/>
         </w:numPr>
-        <w:spacing w:before="100" w:beforeAutospacing="1" w:after="100" w:afterAutospacing="1" w:line="240" w:lineRule="auto"/>
-        <w:rPr>
-          <w:rFonts w:ascii="Times New Roman" w:eastAsia="Times New Roman" w:hAnsi="Times New Roman" w:cs="Times New Roman"/>
-          <w:sz w:val="24"/>
-          <w:szCs w:val="24"/>
-        </w:rPr>
-      </w:pPr>
-      <w:r>
-        <w:rPr>
-          <w:rFonts w:ascii="Times New Roman" w:eastAsia="Times New Roman" w:hAnsi="Times New Roman" w:cs="Times New Roman"/>
-          <w:b/>
-          <w:bCs/>
-          <w:sz w:val="24"/>
-          <w:szCs w:val="24"/>
-        </w:rPr>
-        <w:t>Efficiency:</w:t>
-      </w:r>
-      <w:r>
-        <w:rPr>
-          <w:rFonts w:ascii="Times New Roman" w:eastAsia="Times New Roman" w:hAnsi="Times New Roman" w:cs="Times New Roman"/>
-          <w:sz w:val="24"/>
-          <w:szCs w:val="24"/>
-        </w:rPr>
-        <w:t xml:space="preserve"> Dictates the 2-second transaction rule. The architecture must be optimized regarding CPU cycles, memory, and database querying to meet this strict latency requirement.</w:t>
-      </w:r>
-    </w:p>
-    <w:p>
-      <w:pPr>
+      </w:pPr>
+      <w:r>
+        <w:rPr>
+          <w:b/>
+          <w:bCs/>
+        </w:rPr>
+        <w:t>Why it is important:</w:t>
+      </w:r>
+      <w:r>
+        <w:t xml:space="preserve"> It ensures the software optimally utilizes hardware resources (CPU, memory, database) so that transactions are processed instantly without lagging or timing out during heavy traffic.</w:t>
+      </w:r>
+    </w:p>
+    <w:p>
+      <w:pPr>
+        <w:pStyle w:val="NormalWeb"/>
+      </w:pPr>
+      <w:r>
+        <w:rPr>
+          <w:b/>
+          <w:bCs/>
+        </w:rPr>
+        <w:t xml:space="preserve">3. Operate continuously with minimal downtime </w:t>
+      </w:r>
+      <w:r>
+        <w:rPr>
+          <w:rFonts w:ascii="Segoe UI Symbol" w:hAnsi="Segoe UI Symbol" w:cs="Segoe UI Symbol"/>
+          <w:b/>
+          <w:bCs/>
+        </w:rPr>
+        <w:t>➔</w:t>
+      </w:r>
+      <w:r>
+        <w:rPr>
+          <w:b/>
+          <w:bCs/>
+        </w:rPr>
+        <w:t xml:space="preserve"> Reliability</w:t>
+      </w:r>
+    </w:p>
+    <w:p>
+      <w:pPr>
+        <w:pStyle w:val="NormalWeb"/>
         <w:numPr>
           <w:ilvl w:val="0"/>
-          <w:numId w:val="10"/>
+          <w:numId w:val="21"/>
         </w:numPr>
-        <w:spacing w:before="100" w:beforeAutospacing="1" w:after="100" w:afterAutospacing="1" w:line="240" w:lineRule="auto"/>
-        <w:rPr>
-          <w:rFonts w:ascii="Times New Roman" w:eastAsia="Times New Roman" w:hAnsi="Times New Roman" w:cs="Times New Roman"/>
-          <w:sz w:val="24"/>
-          <w:szCs w:val="24"/>
-        </w:rPr>
-      </w:pPr>
-      <w:r>
-        <w:rPr>
-          <w:rFonts w:ascii="Times New Roman" w:eastAsia="Times New Roman" w:hAnsi="Times New Roman" w:cs="Times New Roman"/>
-          <w:b/>
-          <w:bCs/>
-          <w:sz w:val="24"/>
-          <w:szCs w:val="24"/>
-        </w:rPr>
-        <w:t>Reliability:</w:t>
-      </w:r>
-      <w:r>
-        <w:rPr>
-          <w:rFonts w:ascii="Times New Roman" w:eastAsia="Times New Roman" w:hAnsi="Times New Roman" w:cs="Times New Roman"/>
-          <w:sz w:val="24"/>
-          <w:szCs w:val="24"/>
-        </w:rPr>
-        <w:t xml:space="preserve"> Essential for operating continuously with minimal downtime. The banking system must be fault-tolerant so that users have 24/7 access to their funds.</w:t>
-      </w:r>
-    </w:p>
-    <w:p>
-      <w:pPr>
-        <w:spacing w:before="100" w:beforeAutospacing="1" w:after="100" w:afterAutospacing="1" w:line="240" w:lineRule="auto"/>
-        <w:rPr>
-          <w:rFonts w:ascii="Times New Roman" w:eastAsia="Times New Roman" w:hAnsi="Times New Roman" w:cs="Times New Roman"/>
-          <w:sz w:val="24"/>
-          <w:szCs w:val="24"/>
-        </w:rPr>
-      </w:pPr>
+      </w:pPr>
+      <w:r>
+        <w:rPr>
+          <w:b/>
+          <w:bCs/>
+        </w:rPr>
+        <w:lastRenderedPageBreak/>
+        <w:t>Why it is important:</w:t>
+      </w:r>
+      <w:r>
+        <w:t xml:space="preserve"> Banking requires 24/7 availability. High reliability ensures the system is fault-tolerant and does not crash, guaranteeing that customers always have uninterrupted access to their funds.</w:t>
+      </w:r>
+    </w:p>
+    <w:p>
+      <w:pPr>
+        <w:spacing w:before="100" w:beforeAutospacing="1" w:after="100" w:afterAutospacing="1" w:line="240" w:lineRule="auto"/>
+        <w:rPr>
+          <w:rFonts w:ascii="Times New Roman" w:eastAsia="Times New Roman" w:hAnsi="Times New Roman" w:cs="Times New Roman"/>
+          <w:sz w:val="24"/>
+          <w:szCs w:val="24"/>
+        </w:rPr>
+      </w:pPr>
+      <w:bookmarkStart w:id="0" w:name="_GoBack"/>
+      <w:bookmarkEnd w:id="0"/>
       <w:r>
         <w:rPr>
           <w:rFonts w:ascii="Times New Roman" w:eastAsia="Times New Roman" w:hAnsi="Times New Roman" w:cs="Times New Roman"/>
@@ -1676,7 +1699,6 @@
           <w:sz w:val="24"/>
           <w:szCs w:val="24"/>
         </w:rPr>
-        <w:lastRenderedPageBreak/>
         <w:t>Interoperability (Highest Priority):</w:t>
       </w:r>
       <w:r>
@@ -2234,6 +2256,7 @@
           <w:sz w:val="24"/>
           <w:szCs w:val="24"/>
         </w:rPr>
+        <w:lastRenderedPageBreak/>
         <w:t>2. LMS Quality Requirements Specification (Using McCall)</w:t>
       </w:r>
     </w:p>
@@ -2370,7 +2393,6 @@
           <w:sz w:val="24"/>
           <w:szCs w:val="24"/>
         </w:rPr>
-        <w:lastRenderedPageBreak/>
         <w:t>Testability:</w:t>
       </w:r>
       <w:r>
@@ -2954,6 +2976,7 @@
           <w:sz w:val="24"/>
           <w:szCs w:val="24"/>
         </w:rPr>
+        <w:lastRenderedPageBreak/>
         <w:t>No. A mobile game prioritizes Usability and Efficiency (graphics rendering), whereas a banking portal prioritizes Integrity (security) and Reliability over flashy UI.</w:t>
       </w:r>
     </w:p>
@@ -4541,6 +4564,304 @@
     </w:lvl>
   </w:abstractNum>
   <w:abstractNum w:abstractNumId="10" w15:restartNumberingAfterBreak="0">
+    <w:nsid w:val="4ADB0862"/>
+    <w:multiLevelType w:val="multilevel"/>
+    <w:tmpl w:val="6B703E00"/>
+    <w:lvl w:ilvl="0">
+      <w:start w:val="1"/>
+      <w:numFmt w:val="bullet"/>
+      <w:lvlText w:val=""/>
+      <w:lvlJc w:val="left"/>
+      <w:pPr>
+        <w:tabs>
+          <w:tab w:val="num" w:pos="720"/>
+        </w:tabs>
+        <w:ind w:left="720" w:hanging="360"/>
+      </w:pPr>
+      <w:rPr>
+        <w:rFonts w:ascii="Symbol" w:hAnsi="Symbol" w:hint="default"/>
+        <w:sz w:val="20"/>
+      </w:rPr>
+    </w:lvl>
+    <w:lvl w:ilvl="1" w:tentative="1">
+      <w:start w:val="1"/>
+      <w:numFmt w:val="bullet"/>
+      <w:lvlText w:val="o"/>
+      <w:lvlJc w:val="left"/>
+      <w:pPr>
+        <w:tabs>
+          <w:tab w:val="num" w:pos="1440"/>
+        </w:tabs>
+        <w:ind w:left="1440" w:hanging="360"/>
+      </w:pPr>
+      <w:rPr>
+        <w:rFonts w:ascii="Courier New" w:hAnsi="Courier New" w:hint="default"/>
+        <w:sz w:val="20"/>
+      </w:rPr>
+    </w:lvl>
+    <w:lvl w:ilvl="2" w:tentative="1">
+      <w:start w:val="1"/>
+      <w:numFmt w:val="bullet"/>
+      <w:lvlText w:val=""/>
+      <w:lvlJc w:val="left"/>
+      <w:pPr>
+        <w:tabs>
+          <w:tab w:val="num" w:pos="2160"/>
+        </w:tabs>
+        <w:ind w:left="2160" w:hanging="360"/>
+      </w:pPr>
+      <w:rPr>
+        <w:rFonts w:ascii="Wingdings" w:hAnsi="Wingdings" w:hint="default"/>
+        <w:sz w:val="20"/>
+      </w:rPr>
+    </w:lvl>
+    <w:lvl w:ilvl="3" w:tentative="1">
+      <w:start w:val="1"/>
+      <w:numFmt w:val="bullet"/>
+      <w:lvlText w:val=""/>
+      <w:lvlJc w:val="left"/>
+      <w:pPr>
+        <w:tabs>
+          <w:tab w:val="num" w:pos="2880"/>
+        </w:tabs>
+        <w:ind w:left="2880" w:hanging="360"/>
+      </w:pPr>
+      <w:rPr>
+        <w:rFonts w:ascii="Wingdings" w:hAnsi="Wingdings" w:hint="default"/>
+        <w:sz w:val="20"/>
+      </w:rPr>
+    </w:lvl>
+    <w:lvl w:ilvl="4" w:tentative="1">
+      <w:start w:val="1"/>
+      <w:numFmt w:val="bullet"/>
+      <w:lvlText w:val=""/>
+      <w:lvlJc w:val="left"/>
+      <w:pPr>
+        <w:tabs>
+          <w:tab w:val="num" w:pos="3600"/>
+        </w:tabs>
+        <w:ind w:left="3600" w:hanging="360"/>
+      </w:pPr>
+      <w:rPr>
+        <w:rFonts w:ascii="Wingdings" w:hAnsi="Wingdings" w:hint="default"/>
+        <w:sz w:val="20"/>
+      </w:rPr>
+    </w:lvl>
+    <w:lvl w:ilvl="5" w:tentative="1">
+      <w:start w:val="1"/>
+      <w:numFmt w:val="bullet"/>
+      <w:lvlText w:val=""/>
+      <w:lvlJc w:val="left"/>
+      <w:pPr>
+        <w:tabs>
+          <w:tab w:val="num" w:pos="4320"/>
+        </w:tabs>
+        <w:ind w:left="4320" w:hanging="360"/>
+      </w:pPr>
+      <w:rPr>
+        <w:rFonts w:ascii="Wingdings" w:hAnsi="Wingdings" w:hint="default"/>
+        <w:sz w:val="20"/>
+      </w:rPr>
+    </w:lvl>
+    <w:lvl w:ilvl="6" w:tentative="1">
+      <w:start w:val="1"/>
+      <w:numFmt w:val="bullet"/>
+      <w:lvlText w:val=""/>
+      <w:lvlJc w:val="left"/>
+      <w:pPr>
+        <w:tabs>
+          <w:tab w:val="num" w:pos="5040"/>
+        </w:tabs>
+        <w:ind w:left="5040" w:hanging="360"/>
+      </w:pPr>
+      <w:rPr>
+        <w:rFonts w:ascii="Wingdings" w:hAnsi="Wingdings" w:hint="default"/>
+        <w:sz w:val="20"/>
+      </w:rPr>
+    </w:lvl>
+    <w:lvl w:ilvl="7" w:tentative="1">
+      <w:start w:val="1"/>
+      <w:numFmt w:val="bullet"/>
+      <w:lvlText w:val=""/>
+      <w:lvlJc w:val="left"/>
+      <w:pPr>
+        <w:tabs>
+          <w:tab w:val="num" w:pos="5760"/>
+        </w:tabs>
+        <w:ind w:left="5760" w:hanging="360"/>
+      </w:pPr>
+      <w:rPr>
+        <w:rFonts w:ascii="Wingdings" w:hAnsi="Wingdings" w:hint="default"/>
+        <w:sz w:val="20"/>
+      </w:rPr>
+    </w:lvl>
+    <w:lvl w:ilvl="8" w:tentative="1">
+      <w:start w:val="1"/>
+      <w:numFmt w:val="bullet"/>
+      <w:lvlText w:val=""/>
+      <w:lvlJc w:val="left"/>
+      <w:pPr>
+        <w:tabs>
+          <w:tab w:val="num" w:pos="6480"/>
+        </w:tabs>
+        <w:ind w:left="6480" w:hanging="360"/>
+      </w:pPr>
+      <w:rPr>
+        <w:rFonts w:ascii="Wingdings" w:hAnsi="Wingdings" w:hint="default"/>
+        <w:sz w:val="20"/>
+      </w:rPr>
+    </w:lvl>
+  </w:abstractNum>
+  <w:abstractNum w:abstractNumId="11" w15:restartNumberingAfterBreak="0">
+    <w:nsid w:val="4B2D483F"/>
+    <w:multiLevelType w:val="multilevel"/>
+    <w:tmpl w:val="9626CDDE"/>
+    <w:lvl w:ilvl="0">
+      <w:start w:val="1"/>
+      <w:numFmt w:val="bullet"/>
+      <w:lvlText w:val=""/>
+      <w:lvlJc w:val="left"/>
+      <w:pPr>
+        <w:tabs>
+          <w:tab w:val="num" w:pos="720"/>
+        </w:tabs>
+        <w:ind w:left="720" w:hanging="360"/>
+      </w:pPr>
+      <w:rPr>
+        <w:rFonts w:ascii="Symbol" w:hAnsi="Symbol" w:hint="default"/>
+        <w:sz w:val="20"/>
+      </w:rPr>
+    </w:lvl>
+    <w:lvl w:ilvl="1" w:tentative="1">
+      <w:start w:val="1"/>
+      <w:numFmt w:val="bullet"/>
+      <w:lvlText w:val="o"/>
+      <w:lvlJc w:val="left"/>
+      <w:pPr>
+        <w:tabs>
+          <w:tab w:val="num" w:pos="1440"/>
+        </w:tabs>
+        <w:ind w:left="1440" w:hanging="360"/>
+      </w:pPr>
+      <w:rPr>
+        <w:rFonts w:ascii="Courier New" w:hAnsi="Courier New" w:hint="default"/>
+        <w:sz w:val="20"/>
+      </w:rPr>
+    </w:lvl>
+    <w:lvl w:ilvl="2" w:tentative="1">
+      <w:start w:val="1"/>
+      <w:numFmt w:val="bullet"/>
+      <w:lvlText w:val=""/>
+      <w:lvlJc w:val="left"/>
+      <w:pPr>
+        <w:tabs>
+          <w:tab w:val="num" w:pos="2160"/>
+        </w:tabs>
+        <w:ind w:left="2160" w:hanging="360"/>
+      </w:pPr>
+      <w:rPr>
+        <w:rFonts w:ascii="Wingdings" w:hAnsi="Wingdings" w:hint="default"/>
+        <w:sz w:val="20"/>
+      </w:rPr>
+    </w:lvl>
+    <w:lvl w:ilvl="3" w:tentative="1">
+      <w:start w:val="1"/>
+      <w:numFmt w:val="bullet"/>
+      <w:lvlText w:val=""/>
+      <w:lvlJc w:val="left"/>
+      <w:pPr>
+        <w:tabs>
+          <w:tab w:val="num" w:pos="2880"/>
+        </w:tabs>
+        <w:ind w:left="2880" w:hanging="360"/>
+      </w:pPr>
+      <w:rPr>
+        <w:rFonts w:ascii="Wingdings" w:hAnsi="Wingdings" w:hint="default"/>
+        <w:sz w:val="20"/>
+      </w:rPr>
+    </w:lvl>
+    <w:lvl w:ilvl="4" w:tentative="1">
+      <w:start w:val="1"/>
+      <w:numFmt w:val="bullet"/>
+      <w:lvlText w:val=""/>
+      <w:lvlJc w:val="left"/>
+      <w:pPr>
+        <w:tabs>
+          <w:tab w:val="num" w:pos="3600"/>
+        </w:tabs>
+        <w:ind w:left="3600" w:hanging="360"/>
+      </w:pPr>
+      <w:rPr>
+        <w:rFonts w:ascii="Wingdings" w:hAnsi="Wingdings" w:hint="default"/>
+        <w:sz w:val="20"/>
+      </w:rPr>
+    </w:lvl>
+    <w:lvl w:ilvl="5" w:tentative="1">
+      <w:start w:val="1"/>
+      <w:numFmt w:val="bullet"/>
+      <w:lvlText w:val=""/>
+      <w:lvlJc w:val="left"/>
+      <w:pPr>
+        <w:tabs>
+          <w:tab w:val="num" w:pos="4320"/>
+        </w:tabs>
+        <w:ind w:left="4320" w:hanging="360"/>
+      </w:pPr>
+      <w:rPr>
+        <w:rFonts w:ascii="Wingdings" w:hAnsi="Wingdings" w:hint="default"/>
+        <w:sz w:val="20"/>
+      </w:rPr>
+    </w:lvl>
+    <w:lvl w:ilvl="6" w:tentative="1">
+      <w:start w:val="1"/>
+      <w:numFmt w:val="bullet"/>
+      <w:lvlText w:val=""/>
+      <w:lvlJc w:val="left"/>
+      <w:pPr>
+        <w:tabs>
+          <w:tab w:val="num" w:pos="5040"/>
+        </w:tabs>
+        <w:ind w:left="5040" w:hanging="360"/>
+      </w:pPr>
+      <w:rPr>
+        <w:rFonts w:ascii="Wingdings" w:hAnsi="Wingdings" w:hint="default"/>
+        <w:sz w:val="20"/>
+      </w:rPr>
+    </w:lvl>
+    <w:lvl w:ilvl="7" w:tentative="1">
+      <w:start w:val="1"/>
+      <w:numFmt w:val="bullet"/>
+      <w:lvlText w:val=""/>
+      <w:lvlJc w:val="left"/>
+      <w:pPr>
+        <w:tabs>
+          <w:tab w:val="num" w:pos="5760"/>
+        </w:tabs>
+        <w:ind w:left="5760" w:hanging="360"/>
+      </w:pPr>
+      <w:rPr>
+        <w:rFonts w:ascii="Wingdings" w:hAnsi="Wingdings" w:hint="default"/>
+        <w:sz w:val="20"/>
+      </w:rPr>
+    </w:lvl>
+    <w:lvl w:ilvl="8" w:tentative="1">
+      <w:start w:val="1"/>
+      <w:numFmt w:val="bullet"/>
+      <w:lvlText w:val=""/>
+      <w:lvlJc w:val="left"/>
+      <w:pPr>
+        <w:tabs>
+          <w:tab w:val="num" w:pos="6480"/>
+        </w:tabs>
+        <w:ind w:left="6480" w:hanging="360"/>
+      </w:pPr>
+      <w:rPr>
+        <w:rFonts w:ascii="Wingdings" w:hAnsi="Wingdings" w:hint="default"/>
+        <w:sz w:val="20"/>
+      </w:rPr>
+    </w:lvl>
+  </w:abstractNum>
+  <w:abstractNum w:abstractNumId="12" w15:restartNumberingAfterBreak="0">
     <w:nsid w:val="4D562044"/>
     <w:multiLevelType w:val="multilevel"/>
     <w:tmpl w:val="19901234"/>
@@ -4689,7 +5010,7 @@
       </w:rPr>
     </w:lvl>
   </w:abstractNum>
-  <w:abstractNum w:abstractNumId="11" w15:restartNumberingAfterBreak="0">
+  <w:abstractNum w:abstractNumId="13" w15:restartNumberingAfterBreak="0">
     <w:nsid w:val="4E78129E"/>
     <w:multiLevelType w:val="multilevel"/>
     <w:tmpl w:val="F7DC504A"/>
@@ -4838,7 +5159,7 @@
       </w:rPr>
     </w:lvl>
   </w:abstractNum>
-  <w:abstractNum w:abstractNumId="12" w15:restartNumberingAfterBreak="0">
+  <w:abstractNum w:abstractNumId="14" w15:restartNumberingAfterBreak="0">
     <w:nsid w:val="51317870"/>
     <w:multiLevelType w:val="multilevel"/>
     <w:tmpl w:val="7DDAA478"/>
@@ -4987,7 +5308,7 @@
       </w:rPr>
     </w:lvl>
   </w:abstractNum>
-  <w:abstractNum w:abstractNumId="13" w15:restartNumberingAfterBreak="0">
+  <w:abstractNum w:abstractNumId="15" w15:restartNumberingAfterBreak="0">
     <w:nsid w:val="51903E6B"/>
     <w:multiLevelType w:val="multilevel"/>
     <w:tmpl w:val="B95C8910"/>
@@ -5136,7 +5457,7 @@
       </w:rPr>
     </w:lvl>
   </w:abstractNum>
-  <w:abstractNum w:abstractNumId="14" w15:restartNumberingAfterBreak="0">
+  <w:abstractNum w:abstractNumId="16" w15:restartNumberingAfterBreak="0">
     <w:nsid w:val="52612183"/>
     <w:multiLevelType w:val="multilevel"/>
     <w:tmpl w:val="C4488F7A"/>
@@ -5285,7 +5606,7 @@
       </w:rPr>
     </w:lvl>
   </w:abstractNum>
-  <w:abstractNum w:abstractNumId="15" w15:restartNumberingAfterBreak="0">
+  <w:abstractNum w:abstractNumId="17" w15:restartNumberingAfterBreak="0">
     <w:nsid w:val="5A733B7E"/>
     <w:multiLevelType w:val="multilevel"/>
     <w:tmpl w:val="1128B106"/>
@@ -5434,7 +5755,7 @@
       </w:rPr>
     </w:lvl>
   </w:abstractNum>
-  <w:abstractNum w:abstractNumId="16" w15:restartNumberingAfterBreak="0">
+  <w:abstractNum w:abstractNumId="18" w15:restartNumberingAfterBreak="0">
     <w:nsid w:val="5CD10E5F"/>
     <w:multiLevelType w:val="multilevel"/>
     <w:tmpl w:val="2E6C66D2"/>
@@ -5583,7 +5904,156 @@
       </w:rPr>
     </w:lvl>
   </w:abstractNum>
-  <w:abstractNum w:abstractNumId="17" w15:restartNumberingAfterBreak="0">
+  <w:abstractNum w:abstractNumId="19" w15:restartNumberingAfterBreak="0">
+    <w:nsid w:val="6E0D3420"/>
+    <w:multiLevelType w:val="multilevel"/>
+    <w:tmpl w:val="FFA4E794"/>
+    <w:lvl w:ilvl="0">
+      <w:start w:val="1"/>
+      <w:numFmt w:val="bullet"/>
+      <w:lvlText w:val=""/>
+      <w:lvlJc w:val="left"/>
+      <w:pPr>
+        <w:tabs>
+          <w:tab w:val="num" w:pos="720"/>
+        </w:tabs>
+        <w:ind w:left="720" w:hanging="360"/>
+      </w:pPr>
+      <w:rPr>
+        <w:rFonts w:ascii="Symbol" w:hAnsi="Symbol" w:hint="default"/>
+        <w:sz w:val="20"/>
+      </w:rPr>
+    </w:lvl>
+    <w:lvl w:ilvl="1" w:tentative="1">
+      <w:start w:val="1"/>
+      <w:numFmt w:val="bullet"/>
+      <w:lvlText w:val="o"/>
+      <w:lvlJc w:val="left"/>
+      <w:pPr>
+        <w:tabs>
+          <w:tab w:val="num" w:pos="1440"/>
+        </w:tabs>
+        <w:ind w:left="1440" w:hanging="360"/>
+      </w:pPr>
+      <w:rPr>
+        <w:rFonts w:ascii="Courier New" w:hAnsi="Courier New" w:hint="default"/>
+        <w:sz w:val="20"/>
+      </w:rPr>
+    </w:lvl>
+    <w:lvl w:ilvl="2" w:tentative="1">
+      <w:start w:val="1"/>
+      <w:numFmt w:val="bullet"/>
+      <w:lvlText w:val=""/>
+      <w:lvlJc w:val="left"/>
+      <w:pPr>
+        <w:tabs>
+          <w:tab w:val="num" w:pos="2160"/>
+        </w:tabs>
+        <w:ind w:left="2160" w:hanging="360"/>
+      </w:pPr>
+      <w:rPr>
+        <w:rFonts w:ascii="Wingdings" w:hAnsi="Wingdings" w:hint="default"/>
+        <w:sz w:val="20"/>
+      </w:rPr>
+    </w:lvl>
+    <w:lvl w:ilvl="3" w:tentative="1">
+      <w:start w:val="1"/>
+      <w:numFmt w:val="bullet"/>
+      <w:lvlText w:val=""/>
+      <w:lvlJc w:val="left"/>
+      <w:pPr>
+        <w:tabs>
+          <w:tab w:val="num" w:pos="2880"/>
+        </w:tabs>
+        <w:ind w:left="2880" w:hanging="360"/>
+      </w:pPr>
+      <w:rPr>
+        <w:rFonts w:ascii="Wingdings" w:hAnsi="Wingdings" w:hint="default"/>
+        <w:sz w:val="20"/>
+      </w:rPr>
+    </w:lvl>
+    <w:lvl w:ilvl="4" w:tentative="1">
+      <w:start w:val="1"/>
+      <w:numFmt w:val="bullet"/>
+      <w:lvlText w:val=""/>
+      <w:lvlJc w:val="left"/>
+      <w:pPr>
+        <w:tabs>
+          <w:tab w:val="num" w:pos="3600"/>
+        </w:tabs>
+        <w:ind w:left="3600" w:hanging="360"/>
+      </w:pPr>
+      <w:rPr>
+        <w:rFonts w:ascii="Wingdings" w:hAnsi="Wingdings" w:hint="default"/>
+        <w:sz w:val="20"/>
+      </w:rPr>
+    </w:lvl>
+    <w:lvl w:ilvl="5" w:tentative="1">
+      <w:start w:val="1"/>
+      <w:numFmt w:val="bullet"/>
+      <w:lvlText w:val=""/>
+      <w:lvlJc w:val="left"/>
+      <w:pPr>
+        <w:tabs>
+          <w:tab w:val="num" w:pos="4320"/>
+        </w:tabs>
+        <w:ind w:left="4320" w:hanging="360"/>
+      </w:pPr>
+      <w:rPr>
+        <w:rFonts w:ascii="Wingdings" w:hAnsi="Wingdings" w:hint="default"/>
+        <w:sz w:val="20"/>
+      </w:rPr>
+    </w:lvl>
+    <w:lvl w:ilvl="6" w:tentative="1">
+      <w:start w:val="1"/>
+      <w:numFmt w:val="bullet"/>
+      <w:lvlText w:val=""/>
+      <w:lvlJc w:val="left"/>
+      <w:pPr>
+        <w:tabs>
+          <w:tab w:val="num" w:pos="5040"/>
+        </w:tabs>
+        <w:ind w:left="5040" w:hanging="360"/>
+      </w:pPr>
+      <w:rPr>
+        <w:rFonts w:ascii="Wingdings" w:hAnsi="Wingdings" w:hint="default"/>
+        <w:sz w:val="20"/>
+      </w:rPr>
+    </w:lvl>
+    <w:lvl w:ilvl="7" w:tentative="1">
+      <w:start w:val="1"/>
+      <w:numFmt w:val="bullet"/>
+      <w:lvlText w:val=""/>
+      <w:lvlJc w:val="left"/>
+      <w:pPr>
+        <w:tabs>
+          <w:tab w:val="num" w:pos="5760"/>
+        </w:tabs>
+        <w:ind w:left="5760" w:hanging="360"/>
+      </w:pPr>
+      <w:rPr>
+        <w:rFonts w:ascii="Wingdings" w:hAnsi="Wingdings" w:hint="default"/>
+        <w:sz w:val="20"/>
+      </w:rPr>
+    </w:lvl>
+    <w:lvl w:ilvl="8" w:tentative="1">
+      <w:start w:val="1"/>
+      <w:numFmt w:val="bullet"/>
+      <w:lvlText w:val=""/>
+      <w:lvlJc w:val="left"/>
+      <w:pPr>
+        <w:tabs>
+          <w:tab w:val="num" w:pos="6480"/>
+        </w:tabs>
+        <w:ind w:left="6480" w:hanging="360"/>
+      </w:pPr>
+      <w:rPr>
+        <w:rFonts w:ascii="Wingdings" w:hAnsi="Wingdings" w:hint="default"/>
+        <w:sz w:val="20"/>
+      </w:rPr>
+    </w:lvl>
+  </w:abstractNum>
+  <w:abstractNum w:abstractNumId="20" w15:restartNumberingAfterBreak="0">
     <w:nsid w:val="76EB785F"/>
     <w:multiLevelType w:val="multilevel"/>
     <w:tmpl w:val="543AC12C"/>
@@ -5733,13 +6203,13 @@
     </w:lvl>
   </w:abstractNum>
   <w:num w:numId="1">
-    <w:abstractNumId w:val="13"/>
+    <w:abstractNumId w:val="15"/>
   </w:num>
   <w:num w:numId="2">
-    <w:abstractNumId w:val="10"/>
+    <w:abstractNumId w:val="12"/>
   </w:num>
   <w:num w:numId="3">
-    <w:abstractNumId w:val="12"/>
+    <w:abstractNumId w:val="14"/>
   </w:num>
   <w:num w:numId="4">
     <w:abstractNumId w:val="2"/>
@@ -5751,7 +6221,7 @@
     <w:abstractNumId w:val="7"/>
   </w:num>
   <w:num w:numId="7">
-    <w:abstractNumId w:val="17"/>
+    <w:abstractNumId w:val="20"/>
   </w:num>
   <w:num w:numId="8">
     <w:abstractNumId w:val="6"/>
@@ -5760,7 +6230,7 @@
     <w:abstractNumId w:val="9"/>
   </w:num>
   <w:num w:numId="10">
-    <w:abstractNumId w:val="11"/>
+    <w:abstractNumId w:val="13"/>
   </w:num>
   <w:num w:numId="11">
     <w:abstractNumId w:val="8"/>
@@ -5769,13 +6239,13 @@
     <w:abstractNumId w:val="4"/>
   </w:num>
   <w:num w:numId="13">
-    <w:abstractNumId w:val="15"/>
+    <w:abstractNumId w:val="17"/>
   </w:num>
   <w:num w:numId="14">
-    <w:abstractNumId w:val="14"/>
+    <w:abstractNumId w:val="16"/>
   </w:num>
   <w:num w:numId="15">
-    <w:abstractNumId w:val="16"/>
+    <w:abstractNumId w:val="18"/>
   </w:num>
   <w:num w:numId="16">
     <w:abstractNumId w:val="3"/>
@@ -5785,6 +6255,15 @@
   </w:num>
   <w:num w:numId="18">
     <w:abstractNumId w:val="1"/>
+  </w:num>
+  <w:num w:numId="19">
+    <w:abstractNumId w:val="10"/>
+  </w:num>
+  <w:num w:numId="20">
+    <w:abstractNumId w:val="19"/>
+  </w:num>
+  <w:num w:numId="21">
+    <w:abstractNumId w:val="11"/>
   </w:num>
 </w:numbering>
 </file>
